--- a/applications/KTH_Research_Engineer_Wearable_Robotics/Arunabha_Majumder_Personal_Letter_KTH.docx
+++ b/applications/KTH_Research_Engineer_Wearable_Robotics/Arunabha_Majumder_Personal_Letter_KTH.docx
@@ -135,7 +135,7 @@
           <w:b w:val="0"/>
           <w:i w:val="0"/>
         </w:rPr>
-        <w:t>Wearable robotics has been the thread through my whole education. My Bachelor's capstone was an upper-limb rehabilitation exoskeleton, which won the Best Major Project Award and a TATA Technologies Innovation Grant. My Master's thesis at CSIR-CMERI focused on soft pneumatic artificial muscles: I fabricated them from raw materials, built the test rig with valves, pressure sensors and DAQ, and developed a neural-network-based gain-scheduled controller in MATLAB/Simulink that reduced tracking error to 0.3–0.78%, published at IEEE CONECCT 2022.</w:t>
+        <w:t>Wearable robotics has been the thread through my whole education. My Bachelor's capstone was an upper-limb rehabilitation exoskeleton, which I designed, machined, assembled and tested; it won the Best Major Project Award and a TATA Technologies Innovation Grant. My Master's thesis at CSIR-CMERI focused on soft pneumatic artificial muscles: I fabricated them from raw materials, built the test rig with valves, pressure sensors and DAQ, and developed a neural-network-based gain-scheduled controller in MATLAB/Simulink that reduced tracking error to 0.3–0.78%, published at IEEE CONECCT 2022.</w:t>
       </w:r>
     </w:p>
     <w:p>
@@ -147,7 +147,7 @@
           <w:b w:val="0"/>
           <w:i w:val="0"/>
         </w:rPr>
-        <w:t>In my PhD project VIEXO, I designed a hybrid-actuated shoulder exoskeleton that combines a compliant parallel spring with a small 6 Nm motor. I carried out the mechanical design in SolidWorks and Fusion 360, used FEM for the load-carrying parts, built the prototypes through 3D printing and machining, and integrated the motor, encoder, force sensors and embedded control. The design reduced energy consumption by more than 25% and received the Best Research Paper Award at IFToMM ISRM 2026. I also implemented an Assist-as-Needed controller that reduced user muscle effort by more than 15%, and on a 5-bar planar parallel robot I developed a force-estimation method using variable-stiffness actuators and the robot Jacobian, validated against a force sensor to below 10% RMS error and used to measure human arm impedance.</w:t>
+        <w:t>In my PhD project VIEXO, I designed a hybrid-actuated shoulder exoskeleton that combines a compliant parallel spring with a small 6 Nm motor. I carried out the mechanical design in SolidWorks, built the prototypes through 3D printing, and integrated the motor, encoder, force sensors and embedded control. The design reduced energy consumption by more than 25% and received the Best Research Paper Award at IFToMM ISRM 2026. I also implemented an Assist-as-Needed controller that reduced user muscle effort by more than 15%, and on a 5-bar planar parallel robot I developed a force-estimation method using variable-stiffness actuators and the robot Jacobian, validated against a force sensor to below 10% RMS error and used to measure human arm impedance.</w:t>
       </w:r>
     </w:p>
     <w:p>

--- a/applications/KTH_Research_Engineer_Wearable_Robotics/Arunabha_Majumder_Personal_Letter_KTH.docx
+++ b/applications/KTH_Research_Engineer_Wearable_Robotics/Arunabha_Majumder_Personal_Letter_KTH.docx
@@ -25,7 +25,7 @@
           <w:i w:val="0"/>
           <w:sz w:val="22"/>
         </w:rPr>
-        <w:t>Research Engineer — Wearable Robotics, Exoskeletons, Actuators &amp; Experimental Validation</w:t>
+        <w:t>Research Engineer | Wearable Robotics, Exoskeletons, Actuators &amp; Experimental Validation</w:t>
       </w:r>
     </w:p>
     <w:p>

--- a/applications/KTH_Research_Engineer_Wearable_Robotics/Arunabha_Majumder_Personal_Letter_KTH.docx
+++ b/applications/KTH_Research_Engineer_Wearable_Robotics/Arunabha_Majumder_Personal_Letter_KTH.docx
@@ -63,7 +63,7 @@
           <w:b w:val="0"/>
           <w:i w:val="0"/>
         </w:rPr>
-        <w:t>October 8, 2026</w:t>
+        <w:t>October 13, 2026</w:t>
       </w:r>
     </w:p>
     <w:p>
@@ -123,7 +123,7 @@
           <w:b w:val="0"/>
           <w:i w:val="0"/>
         </w:rPr>
-        <w:t>I am applying for the position of Research Engineer in robot design and mechatronics with a focus on soft and wearable robotics. I hold an MTech in Mechatronics and a BTech in Mechanical Engineering, and I am completing my PhD in Mechatronics and Robotics at Aalborg University, where I design and test exoskeletons. The REMA project's goal, new exoskeletons that help older adults stay mobile, is exactly the kind of research I want to dedicate the next step of my career to.</w:t>
+        <w:t>I am applying for the position of Research Engineer in robot design and mechatronics with a focus on soft and wearable robotics. I hold an MTech in Mechatronics and a BTech in Mechanical Engineering, and I am completing my PhD in Mechatronics and Robotics at Aalborg University, where I design and test exoskeletons. The REMA project's goal, exoskeletons that help older adults stay mobile, is the kind of work I want to do next.</w:t>
       </w:r>
     </w:p>
     <w:p>
@@ -135,7 +135,7 @@
           <w:b w:val="0"/>
           <w:i w:val="0"/>
         </w:rPr>
-        <w:t>Wearable robotics has been the thread through my whole education. My Bachelor's capstone was an upper-limb rehabilitation exoskeleton, which I designed, machined, assembled and tested; it won the Best Major Project Award and a TATA Technologies Innovation Grant. My Master's thesis at CSIR-CMERI focused on soft pneumatic artificial muscles: I fabricated them from raw materials, built the test rig with valves, pressure sensors and DAQ, and developed a neural-network-based gain-scheduled controller in MATLAB/Simulink that reduced tracking error to 0.3–0.78%, published at IEEE CONECCT 2022.</w:t>
+        <w:t>Wearable robotics has been the thread through my whole education. My Bachelor's capstone was an upper-limb rehabilitation exoskeleton, which I designed, machined, assembled and tested; it won the Best Major Project Award and a TATA Technologies Innovation Grant. My Master's thesis at CSIR-CMERI was on soft pneumatic artificial muscles. I fabricated and assembled the muscles to an existing lab design, collected test data on the lab's setup and fed it into a neural network developed in the group, then used its output to design the outer PID loop of a gain-scheduled controller. Position error came down to 0.3-0.78% (IEEE CONECCT 2022). That project is where I first saw how hard and how interesting soft actuators are to control.</w:t>
       </w:r>
     </w:p>
     <w:p>
@@ -171,7 +171,7 @@
           <w:b w:val="0"/>
           <w:i w:val="0"/>
         </w:rPr>
-        <w:t>What draws me to Robot Design Lab is the combination the REMA project brings together: soft robotics, sensing, actuation, adaptive control and user-centred design. My experience covers rigid and compliant exoskeleton actuation and soft pneumatic actuators, and I am eager to deepen my work on soft wearable structures, to use multibody simulation such as Simscape Multibody more systematically, and to design with older adults' needs in mind. I would bring a hands-on, iterative approach: building functional prototypes quickly, verifying them experimentally, and turning the results into publications.</w:t>
+        <w:t>What draws me to Robot Design Lab is the combination the REMA project brings together: soft robotics, sensing, actuation, adaptive control and user-centred design. My experience covers rigid and compliant exoskeleton actuation and hands-on work with soft pneumatic muscles, and I would like to go deeper into soft wearable structures, to use multibody simulation such as Simscape Multibody more systematically, and to design with older adults' needs in mind. I would bring a hands-on, iterative way of working: I sketch ideas by hand first (I hold a Diploma in Fine Arts), build functional prototypes quickly, test them and write up what we learn.</w:t>
       </w:r>
     </w:p>
     <w:p>

--- a/applications/KTH_Research_Engineer_Wearable_Robotics/Arunabha_Majumder_Personal_Letter_KTH.docx
+++ b/applications/KTH_Research_Engineer_Wearable_Robotics/Arunabha_Majumder_Personal_Letter_KTH.docx
@@ -147,7 +147,7 @@
           <w:b w:val="0"/>
           <w:i w:val="0"/>
         </w:rPr>
-        <w:t>In my PhD project VIEXO, I designed a hybrid-actuated shoulder exoskeleton that combines a compliant parallel spring with a small 6 Nm motor. I carried out the mechanical design in SolidWorks, built the prototypes through 3D printing, and integrated the motor, encoder, force sensors and embedded control. The design reduced energy consumption by more than 25% and received the Best Research Paper Award at IFToMM ISRM 2026. I also implemented an Assist-as-Needed controller that reduced user muscle effort by more than 15%, and on a 5-bar planar parallel robot I developed a force-estimation method using variable-stiffness actuators and the robot Jacobian, validated against a force sensor to below 10% RMS error and used to measure human arm impedance.</w:t>
+        <w:t>In my PhD project VIEXO, I designed a hybrid-actuated shoulder exoskeleton that combines a compliant parallel spring with a small 6 Nm motor. I carried out the mechanical design in SolidWorks, built the prototypes through 3D printing, and integrated the motor, encoder, force sensors and embedded control. The design reduced energy consumption by more than 25% and received the Best Research Paper Award at IFToMM ISRM 2026. With two colleagues I worked on an Assist-as-Needed controller, where I helped with the equations such as the Fourier fit and with how the GUI should work. It reduced user muscle effort by more than 15%. On a 5-bar planar parallel robot I developed a force-estimation method using variable-stiffness actuators and the robot Jacobian, validated against a force sensor to below 10% RMS error and used to measure human arm impedance.</w:t>
       </w:r>
     </w:p>
     <w:p>
